--- a/lehre/GDV_WS2627/Klausur_GDV_WS2627_Loesung.docx
+++ b/lehre/GDV_WS2627/Klausur_GDV_WS2627_Loesung.docx
@@ -249,7 +249,7 @@
                 <w:b w:val="false"/>
                 <w:bCs w:val="false"/>
               </w:rPr>
-              <w:t xml:space="preserve">Das BGB gehört zum Privatrecht.</w:t>
+              <w:t xml:space="preserve">Das Rechtsverhältnis zwischen einer Bürgerin und dem Finanzamt gehört zum öffentlichen Recht.</w:t>
             </w:r>
           </w:p>
         </w:tc>
@@ -301,7 +301,7 @@
                 <w:b w:val="false"/>
                 <w:bCs w:val="false"/>
               </w:rPr>
-              <w:t xml:space="preserve">–</w:t>
+              <w:t xml:space="preserve">Über-/Unterordnung</w:t>
             </w:r>
           </w:p>
         </w:tc>
@@ -359,7 +359,7 @@
                 <w:b w:val="false"/>
                 <w:bCs w:val="false"/>
               </w:rPr>
-              <w:t xml:space="preserve">§ 433 Abs. 2 BGB ist eine Anspruchsgrundlage.</w:t>
+              <w:t xml:space="preserve">§ 812 Abs. 1 S. 1 Alt. 1 BGB ist eine Anspruchsgrundlage.</w:t>
             </w:r>
           </w:p>
         </w:tc>
@@ -411,7 +411,7 @@
                 <w:b w:val="false"/>
                 <w:bCs w:val="false"/>
               </w:rPr>
-              <w:t xml:space="preserve">Anspruch auf Kaufpreis</w:t>
+              <w:t xml:space="preserve">Herausgabe des Erlangten</w:t>
             </w:r>
           </w:p>
         </w:tc>
@@ -689,7 +689,7 @@
                 <w:b w:val="false"/>
                 <w:bCs w:val="false"/>
               </w:rPr>
-              <w:t xml:space="preserve">Die Warenauslage mit Preisschild im Schaufenster ist regelmäßig eine invitatio ad offerendum.</w:t>
+              <w:t xml:space="preserve">Empfangsbedürftige Willenserklärungen werden nach dem objektiven Empfängerhorizont ausgelegt.</w:t>
             </w:r>
           </w:p>
         </w:tc>
@@ -741,7 +741,7 @@
                 <w:b w:val="false"/>
                 <w:bCs w:val="false"/>
               </w:rPr>
-              <w:t xml:space="preserve">kein Rechtsbindungswille</w:t>
+              <w:t xml:space="preserve">§§ 133, 157</w:t>
             </w:r>
           </w:p>
         </w:tc>
@@ -799,7 +799,7 @@
                 <w:b w:val="false"/>
                 <w:bCs w:val="false"/>
               </w:rPr>
-              <w:t xml:space="preserve">Eine Annahme unter Erweiterungen, Einschränkungen oder sonstigen Änderungen gilt als Ablehnung, verbunden mit einem neuen Antrag.</w:t>
+              <w:t xml:space="preserve">Eine Willenserklärung wird nicht wirksam, wenn dem Empfänger vorher oder gleichzeitig ein Widerruf zugeht.</w:t>
             </w:r>
           </w:p>
         </w:tc>
@@ -851,7 +851,7 @@
                 <w:b w:val="false"/>
                 <w:bCs w:val="false"/>
               </w:rPr>
-              <w:t xml:space="preserve">§ 150 Abs. 2</w:t>
+              <w:t xml:space="preserve">§ 130 Abs. 1 S. 2</w:t>
             </w:r>
           </w:p>
         </w:tc>
@@ -1464,7 +1464,7 @@
                 <w:b w:val="false"/>
                 <w:bCs w:val="false"/>
               </w:rPr>
-              <w:t xml:space="preserve">Recht, von einem anderen ein Tun oder Unterlassen zu verlangen (1); § 194 Abs. 1 BGB (1).</w:t>
+              <w:t xml:space="preserve">Bewusstsein, irgendetwas rechtlich Erhebliches zu erklären (1); Beispiel: Trierer Weinversteigerung (Handheben zum Grüßen) o. ä. (1).</w:t>
             </w:r>
           </w:p>
         </w:tc>
@@ -1548,7 +1548,7 @@
                 <w:b w:val="false"/>
                 <w:bCs w:val="false"/>
               </w:rPr>
-              <w:t xml:space="preserve">Anspruch entstanden (1) – Anspruch nicht untergegangen/erloschen (1) – Anspruch durchsetzbar (1).</w:t>
+              <w:t xml:space="preserve">Inhaltsirrtum, § 119 Abs. 1 Alt. 1 (1); Erklärungsirrtum, § 119 Abs. 1 Alt. 2 (1); Eigenschaftsirrtum, § 119 Abs. 2 (1).</w:t>
             </w:r>
           </w:p>
         </w:tc>
@@ -1632,7 +1632,7 @@
                 <w:b w:val="false"/>
                 <w:bCs w:val="false"/>
               </w:rPr>
-              <w:t xml:space="preserve">Handlungswille (1), Erklärungsbewusstsein (1), Geschäftswille (1).</w:t>
+              <w:t xml:space="preserve">Kaufvertrag, § 433 (1); Übereignung des Buches, § 929 S. 1 (1); Übereignung des Geldes, § 929 S. 1 (1).</w:t>
             </w:r>
           </w:p>
         </w:tc>
@@ -1716,7 +1716,7 @@
                 <w:b w:val="false"/>
                 <w:bCs w:val="false"/>
               </w:rPr>
-              <w:t xml:space="preserve">Verbraucher: § 13 BGB (1); Unternehmer: § 14 BGB (1).</w:t>
+              <w:t xml:space="preserve">Nichtigkeit (1), § 134 BGB (1); „wenn sich nicht aus dem Gesetz ein anderes ergibt“ muss nicht genannt werden.</w:t>
             </w:r>
           </w:p>
         </w:tc>
@@ -1768,7 +1768,7 @@
           <w:b/>
           <w:bCs/>
         </w:rPr>
-        <w:t xml:space="preserve">a. Widerrufsfrist</w:t>
+        <w:t xml:space="preserve">a. Widerruf ohne Belehrung</w:t>
       </w:r>
     </w:p>
     <w:tbl>
@@ -1874,7 +1874,7 @@
                 <w:b w:val="false"/>
                 <w:bCs w:val="false"/>
               </w:rPr>
-              <w:t xml:space="preserve">Widerrufsrecht bei Fernabsatzvertrag, § 312g Abs. 1 i.V.m. § 355 BGB (Nennung einer der Normen genügt)</w:t>
+              <w:t xml:space="preserve">Widerrufsrecht beim Fernabsatzvertrag, § 312g Abs. 1 i.V.m. § 355 BGB</w:t>
             </w:r>
           </w:p>
         </w:tc>
@@ -1932,7 +1932,7 @@
                 <w:b w:val="false"/>
                 <w:bCs w:val="false"/>
               </w:rPr>
-              <w:t xml:space="preserve">Fristbeginn nicht mit Vertragsschluss, sondern mit Erhalt der Ware (04.02.2027), § 356 Abs. 2 Nr. 1 lit. a BGB</w:t>
+              <w:t xml:space="preserve">Regelfrist von 14 Tagen (§ 355 Abs. 2 S. 1) wäre am 10.06. längst abgelaufen</w:t>
             </w:r>
           </w:p>
         </w:tc>
@@ -1958,7 +1958,7 @@
                 <w:b w:val="false"/>
                 <w:bCs w:val="false"/>
               </w:rPr>
-              <w:t xml:space="preserve">2</w:t>
+              <w:t xml:space="preserve">1</w:t>
             </w:r>
           </w:p>
         </w:tc>
@@ -1990,7 +1990,7 @@
                 <w:b w:val="false"/>
                 <w:bCs w:val="false"/>
               </w:rPr>
-              <w:t xml:space="preserve">Frist: 14 Tage, § 355 Abs. 2 S. 1 BGB</w:t>
+              <w:t xml:space="preserve">Frist beginnt aber nicht vor ordnungsgemäßer Belehrung, § 356 Abs. 3 S. 1 BGB</w:t>
             </w:r>
           </w:p>
         </w:tc>
@@ -2048,7 +2048,7 @@
                 <w:b w:val="false"/>
                 <w:bCs w:val="false"/>
               </w:rPr>
-              <w:t xml:space="preserve">Berechnung: Tag der Lieferung zählt nicht mit, § 187 Abs. 1 BGB; Fristende nach § 188 Abs. 2 BGB</w:t>
+              <w:t xml:space="preserve">Erlöschen erst nach 12 Monaten und 14 Tagen, § 356 Abs. 3 S. 2 BGB → rechtzeitig; Begründung nicht nötig, § 355 Abs. 1 S. 4</w:t>
             </w:r>
           </w:p>
         </w:tc>
@@ -2106,7 +2106,65 @@
                 <w:b w:val="false"/>
                 <w:bCs w:val="false"/>
               </w:rPr>
-              <w:t xml:space="preserve">Fristende: Donnerstag, 18.02.2027, 24:00 Uhr</w:t>
+              <w:t xml:space="preserve">Rechtsfolge: Parteien nicht mehr an ihre Willenserklärungen gebunden, § 355 Abs. 1 S. 1 BGB</w:t>
+            </w:r>
+          </w:p>
+        </w:tc>
+        <w:tc>
+          <w:tcPr>
+            <w:tcW w:type="dxa" w:w="1500"/>
+            <w:tcBorders>
+              <w:top w:val="single" w:color="808080" w:sz="4"/>
+              <w:left w:val="single" w:color="808080" w:sz="4"/>
+              <w:bottom w:val="single" w:color="808080" w:sz="4"/>
+              <w:right w:val="single" w:color="808080" w:sz="4"/>
+            </w:tcBorders>
+            <w:tcMar>
+              <w:top w:type="dxa" w:w="60"/>
+              <w:left w:type="dxa" w:w="100"/>
+              <w:bottom w:type="dxa" w:w="60"/>
+              <w:right w:type="dxa" w:w="100"/>
+            </w:tcMar>
+          </w:tcPr>
+          <w:p>
+            <w:r>
+              <w:rPr>
+                <w:b w:val="false"/>
+                <w:bCs w:val="false"/>
+              </w:rPr>
+              <w:t xml:space="preserve">1</w:t>
+            </w:r>
+          </w:p>
+        </w:tc>
+      </w:tr>
+      <w:tr>
+        <w:trPr>
+          <w:cantSplit/>
+          <w:tblHeader w:val="false"/>
+        </w:trPr>
+        <w:tc>
+          <w:tcPr>
+            <w:tcW w:type="dxa" w:w="7500"/>
+            <w:tcBorders>
+              <w:top w:val="single" w:color="808080" w:sz="4"/>
+              <w:left w:val="single" w:color="808080" w:sz="4"/>
+              <w:bottom w:val="single" w:color="808080" w:sz="4"/>
+              <w:right w:val="single" w:color="808080" w:sz="4"/>
+            </w:tcBorders>
+            <w:tcMar>
+              <w:top w:type="dxa" w:w="60"/>
+              <w:left w:type="dxa" w:w="100"/>
+              <w:bottom w:type="dxa" w:w="60"/>
+              <w:right w:type="dxa" w:w="100"/>
+            </w:tcMar>
+          </w:tcPr>
+          <w:p>
+            <w:r>
+              <w:rPr>
+                <w:b w:val="false"/>
+                <w:bCs w:val="false"/>
+              </w:rPr>
+              <w:t xml:space="preserve">Empfangene Leistungen sind zurückzugewähren (Drucker gegen Kaufpreis), § 355 Abs. 3 S. 1 BGB (§ 357 BGB mitzitiert: ebenfalls voll)</w:t>
             </w:r>
           </w:p>
         </w:tc>
@@ -2214,7 +2272,7 @@
         <w:t xml:space="preserve">Korrekturhinweis: </w:t>
       </w:r>
       <w:r>
-        <w:t xml:space="preserve">Als Fristbeginn sind sowohl „04.02.2027 (Erhalt)“ als auch „05.02.2027 (Fristlauf, § 187 Abs. 1)“ voll zu werten. Folgefehler beim Enddatum: Ist der Beginn falsch, aber korrekt weitergerechnet, gibt es den Punkt für § 187/§ 188.</w:t>
+        <w:t xml:space="preserve">Wer schreibt, der Vertrag werde „unwirksam“, erhält für die erste Rechtsfolgenzeile keinen Punkt; die Rückgewährpflicht wird unabhängig davon gewertet.</w:t>
       </w:r>
     </w:p>
     <w:p>
@@ -2235,7 +2293,7 @@
           <w:b/>
           <w:bCs/>
         </w:rPr>
-        <w:t xml:space="preserve">b. Vertreter ohne Vertretungsmacht</w:t>
+        <w:t xml:space="preserve">b. Offenkundigkeit</w:t>
       </w:r>
     </w:p>
     <w:tbl>
@@ -2341,7 +2399,7 @@
                 <w:b w:val="false"/>
                 <w:bCs w:val="false"/>
               </w:rPr>
-              <w:t xml:space="preserve">A gibt eine eigene WE im Namen der B ab, aber ohne Vertretungsmacht (§ 164 Abs. 1 BGB)</w:t>
+              <w:t xml:space="preserve">Vertretung setzt Handeln im fremden Namen voraus (Offenkundigkeit), § 164 Abs. 1 BGB</w:t>
             </w:r>
           </w:p>
         </w:tc>
@@ -2399,7 +2457,7 @@
                 <w:b w:val="false"/>
                 <w:bCs w:val="false"/>
               </w:rPr>
-              <w:t xml:space="preserve">Vertrag mit B daher schwebend unwirksam, § 177 Abs. 1 BGB</w:t>
+              <w:t xml:space="preserve">A handelt weder ausdrücklich noch erkennbar aus den Umständen für B, § 164 Abs. 1 S. 2 BGB</w:t>
             </w:r>
           </w:p>
         </w:tc>
@@ -2457,7 +2515,7 @@
                 <w:b w:val="false"/>
                 <w:bCs w:val="false"/>
               </w:rPr>
-              <w:t xml:space="preserve">B verweigert die Genehmigung → Vertrag endgültig unwirksam; kein Anspruch gegen B</w:t>
+              <w:t xml:space="preserve">Vollmacht allein genügt nicht; Offenkundigkeit fehlt → keine Wirkung für und gegen B</w:t>
             </w:r>
           </w:p>
         </w:tc>
@@ -2515,7 +2573,7 @@
                 <w:b w:val="false"/>
                 <w:bCs w:val="false"/>
               </w:rPr>
-              <w:t xml:space="preserve">A haftet als Vertreter ohne Vertretungsmacht, § 179 Abs. 1 BGB (L kannte den Mangel nicht, § 179 Abs. 3 S. 1)</w:t>
+              <w:t xml:space="preserve">§ 164 Abs. 2 BGB: Der Mangel des Willens, im eigenen Namen zu handeln, bleibt unbeachtlich → Eigengeschäft des A</w:t>
             </w:r>
           </w:p>
         </w:tc>
@@ -2573,7 +2631,7 @@
                 <w:b w:val="false"/>
                 <w:bCs w:val="false"/>
               </w:rPr>
-              <w:t xml:space="preserve">L kann nach seiner Wahl Erfüllung (Zahlung) oder Schadensersatz von A verlangen</w:t>
+              <w:t xml:space="preserve">H kann Zahlung von A verlangen, § 433 Abs. 2 BGB; kein Anspruch gegen B</w:t>
             </w:r>
           </w:p>
         </w:tc>
@@ -2669,6 +2727,21 @@
         </w:tc>
       </w:tr>
     </w:tbl>
+    <w:p>
+      <w:pPr>
+        <w:spacing w:after="120" w:before="60"/>
+      </w:pPr>
+      <w:r>
+        <w:rPr>
+          <w:i/>
+          <w:iCs/>
+        </w:rPr>
+        <w:t xml:space="preserve">Korrekturhinweis: </w:t>
+      </w:r>
+      <w:r>
+        <w:t xml:space="preserve">Wer ein „Geschäft für den, den es angeht“ prüft und ablehnt (kein Bargeschäft des täglichen Lebens, Kauf auf Rechnung), erhält dafür keinen Zusatzpunkt, aber auch keinen Abzug.</w:t>
+      </w:r>
+    </w:p>
     <w:p>
       <w:pPr>
         <w:spacing w:after="60" w:before="0"/>
@@ -2687,7 +2760,7 @@
           <w:b/>
           <w:bCs/>
         </w:rPr>
-        <w:t xml:space="preserve">c. Minderjährigkeit</w:t>
+        <w:t xml:space="preserve">c. Lediglich rechtlicher Vorteil</w:t>
       </w:r>
     </w:p>
     <w:tbl>
@@ -2851,7 +2924,7 @@
                 <w:b w:val="false"/>
                 <w:bCs w:val="false"/>
               </w:rPr>
-              <w:t xml:space="preserve">Kaufvertrag nicht lediglich rechtlich vorteilhaft (Zahlungspflicht), § 107 BGB → Einwilligung nötig</w:t>
+              <w:t xml:space="preserve">Einwilligung der Eltern nur nötig, wenn die WE nicht lediglich einen rechtlichen Vorteil bringt, § 107 BGB</w:t>
             </w:r>
           </w:p>
         </w:tc>
@@ -2909,7 +2982,7 @@
                 <w:b w:val="false"/>
                 <w:bCs w:val="false"/>
               </w:rPr>
-              <w:t xml:space="preserve">Ohne Einwilligung: schwebend unwirksam, § 108 Abs. 1 BGB</w:t>
+              <w:t xml:space="preserve">Schenkungsvertrag (§ 516 BGB) begründet Pflichten nur für den Schenker, nicht für M</w:t>
             </w:r>
           </w:p>
         </w:tc>
@@ -2967,7 +3040,7 @@
                 <w:b w:val="false"/>
                 <w:bCs w:val="false"/>
               </w:rPr>
-              <w:t xml:space="preserve">§ 110 BGB greift nicht: Leistung wird nicht sofort „bewirkt“ (Ratenzahlung)</w:t>
+              <w:t xml:space="preserve">Maßgeblich ist der rechtliche, nicht der wirtschaftliche Vorteil; mögliche Folgekosten (Tarif, Reparatur) sind unbeachtlich</w:t>
             </w:r>
           </w:p>
         </w:tc>
@@ -3025,7 +3098,7 @@
                 <w:b w:val="false"/>
                 <w:bCs w:val="false"/>
               </w:rPr>
-              <w:t xml:space="preserve">Eltern verweigern Genehmigung → Vertrag endgültig unwirksam</w:t>
+              <w:t xml:space="preserve">Ergebnis: Vertrag ohne Zustimmung wirksam; Widerspruch der Eltern ändert daran nichts</w:t>
             </w:r>
           </w:p>
         </w:tc>
@@ -3712,7 +3785,7 @@
                 <w:b w:val="false"/>
                 <w:bCs w:val="false"/>
               </w:rPr>
-              <w:t xml:space="preserve">Anspruchsgrundlage § 433 Abs. 1 S. 1 BGB korrekt genannt; Obersatz im Konjunktiv</w:t>
+              <w:t xml:space="preserve">Anspruchsgrundlage § 433 Abs. 2 BGB korrekt genannt; Obersatz im Konjunktiv</w:t>
             </w:r>
           </w:p>
         </w:tc>
@@ -3773,7 +3846,7 @@
                 <w:b/>
                 <w:bCs/>
               </w:rPr>
-              <w:t xml:space="preserve">I. Anspruch entstanden: Kaufvertrag</w:t>
+              <w:t xml:space="preserve">I. Kaufvertrag durch Angebot und Annahme</w:t>
             </w:r>
           </w:p>
         </w:tc>
@@ -3831,7 +3904,7 @@
                 <w:b w:val="false"/>
                 <w:bCs w:val="false"/>
               </w:rPr>
-              <w:t xml:space="preserve">Angebot des V: WE mit Rechtsbindungswillen und allen wesentlichen Vertragsbestandteilen (Kaufsache, Preis, Parteien)</w:t>
+              <w:t xml:space="preserve">Preisschild im Schaufenster ist kein Angebot, sondern invitatio ad offerendum (fehlender Rechtsbindungswille, z. B. Gefahr der Mehrfachverpflichtung)</w:t>
             </w:r>
           </w:p>
         </w:tc>
@@ -3889,7 +3962,7 @@
                 <w:b w:val="false"/>
                 <w:bCs w:val="false"/>
               </w:rPr>
-              <w:t xml:space="preserve">Auslegung nach objektivem Empfängerhorizont, §§ 133, 157 BGB: Angebot lautet auf 1.100 € (nicht 1.900 €)</w:t>
+              <w:t xml:space="preserve">Angebot liegt daher erst in der E-Mail des K: WE mit Rechtsbindungswillen und allen wesentlichen Vertragsbestandteilen</w:t>
             </w:r>
           </w:p>
         </w:tc>
@@ -3947,7 +4020,7 @@
                 <w:b w:val="false"/>
                 <w:bCs w:val="false"/>
               </w:rPr>
-              <w:t xml:space="preserve">Wirksamwerden durch Zugang der E-Mail, § 130 Abs. 1 S. 1 BGB</w:t>
+              <w:t xml:space="preserve">Wirksamwerden durch Zugang, § 130 Abs. 1 S. 1 BGB</w:t>
             </w:r>
           </w:p>
         </w:tc>
@@ -4005,7 +4078,7 @@
                 <w:b w:val="false"/>
                 <w:bCs w:val="false"/>
               </w:rPr>
-              <w:t xml:space="preserve">Annahme des K: inhaltlich deckungsgleich mit dem Angebot</w:t>
+              <w:t xml:space="preserve">Antwort des H ist keine Annahme, weil sie vom Angebot abweicht (Preis); nach § 150 Abs. 2 BGB Ablehnung, verbunden mit einem neuen Antrag über 2.200 €</w:t>
             </w:r>
           </w:p>
         </w:tc>
@@ -4031,6 +4104,122 @@
                 <w:b w:val="false"/>
                 <w:bCs w:val="false"/>
               </w:rPr>
+              <w:t xml:space="preserve">3</w:t>
+            </w:r>
+          </w:p>
+        </w:tc>
+      </w:tr>
+      <w:tr>
+        <w:trPr>
+          <w:cantSplit/>
+          <w:tblHeader w:val="false"/>
+        </w:trPr>
+        <w:tc>
+          <w:tcPr>
+            <w:tcW w:type="dxa" w:w="7500"/>
+            <w:tcBorders>
+              <w:top w:val="single" w:color="808080" w:sz="4"/>
+              <w:left w:val="single" w:color="808080" w:sz="4"/>
+              <w:bottom w:val="single" w:color="808080" w:sz="4"/>
+              <w:right w:val="single" w:color="808080" w:sz="4"/>
+            </w:tcBorders>
+            <w:tcMar>
+              <w:top w:type="dxa" w:w="60"/>
+              <w:left w:type="dxa" w:w="100"/>
+              <w:bottom w:type="dxa" w:w="60"/>
+              <w:right w:type="dxa" w:w="100"/>
+            </w:tcMar>
+          </w:tcPr>
+          <w:p>
+            <w:r>
+              <w:rPr>
+                <w:b w:val="false"/>
+                <w:bCs w:val="false"/>
+              </w:rPr>
+              <w:t xml:space="preserve">Angebot des K über 2.000 € erlischt durch die Ablehnung, § 146 BGB</w:t>
+            </w:r>
+          </w:p>
+        </w:tc>
+        <w:tc>
+          <w:tcPr>
+            <w:tcW w:type="dxa" w:w="1500"/>
+            <w:tcBorders>
+              <w:top w:val="single" w:color="808080" w:sz="4"/>
+              <w:left w:val="single" w:color="808080" w:sz="4"/>
+              <w:bottom w:val="single" w:color="808080" w:sz="4"/>
+              <w:right w:val="single" w:color="808080" w:sz="4"/>
+            </w:tcBorders>
+            <w:tcMar>
+              <w:top w:type="dxa" w:w="60"/>
+              <w:left w:type="dxa" w:w="100"/>
+              <w:bottom w:type="dxa" w:w="60"/>
+              <w:right w:type="dxa" w:w="100"/>
+            </w:tcMar>
+          </w:tcPr>
+          <w:p>
+            <w:r>
+              <w:rPr>
+                <w:b w:val="false"/>
+                <w:bCs w:val="false"/>
+              </w:rPr>
+              <w:t xml:space="preserve">2</w:t>
+            </w:r>
+          </w:p>
+        </w:tc>
+      </w:tr>
+      <w:tr>
+        <w:trPr>
+          <w:cantSplit/>
+          <w:tblHeader w:val="false"/>
+        </w:trPr>
+        <w:tc>
+          <w:tcPr>
+            <w:tcW w:type="dxa" w:w="7500"/>
+            <w:tcBorders>
+              <w:top w:val="single" w:color="808080" w:sz="4"/>
+              <w:left w:val="single" w:color="808080" w:sz="4"/>
+              <w:bottom w:val="single" w:color="808080" w:sz="4"/>
+              <w:right w:val="single" w:color="808080" w:sz="4"/>
+            </w:tcBorders>
+            <w:tcMar>
+              <w:top w:type="dxa" w:w="60"/>
+              <w:left w:type="dxa" w:w="100"/>
+              <w:bottom w:type="dxa" w:w="60"/>
+              <w:right w:type="dxa" w:w="100"/>
+            </w:tcMar>
+          </w:tcPr>
+          <w:p>
+            <w:r>
+              <w:rPr>
+                <w:b w:val="false"/>
+                <w:bCs w:val="false"/>
+              </w:rPr>
+              <w:t xml:space="preserve">Daher auch kein Vertrag über 2.000 € (H kann das Angebot des K nicht mehr annehmen)</w:t>
+            </w:r>
+          </w:p>
+        </w:tc>
+        <w:tc>
+          <w:tcPr>
+            <w:tcW w:type="dxa" w:w="1500"/>
+            <w:tcBorders>
+              <w:top w:val="single" w:color="808080" w:sz="4"/>
+              <w:left w:val="single" w:color="808080" w:sz="4"/>
+              <w:bottom w:val="single" w:color="808080" w:sz="4"/>
+              <w:right w:val="single" w:color="808080" w:sz="4"/>
+            </w:tcBorders>
+            <w:tcMar>
+              <w:top w:type="dxa" w:w="60"/>
+              <w:left w:type="dxa" w:w="100"/>
+              <w:bottom w:type="dxa" w:w="60"/>
+              <w:right w:type="dxa" w:w="100"/>
+            </w:tcMar>
+          </w:tcPr>
+          <w:p>
+            <w:r>
+              <w:rPr>
+                <w:b w:val="false"/>
+                <w:bCs w:val="false"/>
+              </w:rPr>
               <w:t xml:space="preserve">1</w:t>
             </w:r>
           </w:p>
@@ -4063,7 +4252,7 @@
                 <w:b w:val="false"/>
                 <w:bCs w:val="false"/>
               </w:rPr>
-              <w:t xml:space="preserve">Annahme innerhalb der von V gesetzten Frist (bis Freitag), § 148 BGB; Zugang am Mittwoch</w:t>
+              <w:t xml:space="preserve">Neuer Antrag des H über 2.200 € ist K per E-Mail zugegangen, § 130 Abs. 1 S. 1 BGB</w:t>
             </w:r>
           </w:p>
         </w:tc>
@@ -4089,6 +4278,122 @@
                 <w:b w:val="false"/>
                 <w:bCs w:val="false"/>
               </w:rPr>
+              <w:t xml:space="preserve">1</w:t>
+            </w:r>
+          </w:p>
+        </w:tc>
+      </w:tr>
+      <w:tr>
+        <w:trPr>
+          <w:cantSplit/>
+          <w:tblHeader w:val="false"/>
+        </w:trPr>
+        <w:tc>
+          <w:tcPr>
+            <w:tcW w:type="dxa" w:w="7500"/>
+            <w:tcBorders>
+              <w:top w:val="single" w:color="808080" w:sz="4"/>
+              <w:left w:val="single" w:color="808080" w:sz="4"/>
+              <w:bottom w:val="single" w:color="808080" w:sz="4"/>
+              <w:right w:val="single" w:color="808080" w:sz="4"/>
+            </w:tcBorders>
+            <w:tcMar>
+              <w:top w:type="dxa" w:w="60"/>
+              <w:left w:type="dxa" w:w="100"/>
+              <w:bottom w:type="dxa" w:w="60"/>
+              <w:right w:type="dxa" w:w="100"/>
+            </w:tcMar>
+          </w:tcPr>
+          <w:p>
+            <w:r>
+              <w:rPr>
+                <w:b w:val="false"/>
+                <w:bCs w:val="false"/>
+              </w:rPr>
+              <w:t xml:space="preserve">Annahme des neuen Antrags über 2.200 € durch K? K schweigt</w:t>
+            </w:r>
+          </w:p>
+        </w:tc>
+        <w:tc>
+          <w:tcPr>
+            <w:tcW w:type="dxa" w:w="1500"/>
+            <w:tcBorders>
+              <w:top w:val="single" w:color="808080" w:sz="4"/>
+              <w:left w:val="single" w:color="808080" w:sz="4"/>
+              <w:bottom w:val="single" w:color="808080" w:sz="4"/>
+              <w:right w:val="single" w:color="808080" w:sz="4"/>
+            </w:tcBorders>
+            <w:tcMar>
+              <w:top w:type="dxa" w:w="60"/>
+              <w:left w:type="dxa" w:w="100"/>
+              <w:bottom w:type="dxa" w:w="60"/>
+              <w:right w:type="dxa" w:w="100"/>
+            </w:tcMar>
+          </w:tcPr>
+          <w:p>
+            <w:r>
+              <w:rPr>
+                <w:b w:val="false"/>
+                <w:bCs w:val="false"/>
+              </w:rPr>
+              <w:t xml:space="preserve">1</w:t>
+            </w:r>
+          </w:p>
+        </w:tc>
+      </w:tr>
+      <w:tr>
+        <w:trPr>
+          <w:cantSplit/>
+          <w:tblHeader w:val="false"/>
+        </w:trPr>
+        <w:tc>
+          <w:tcPr>
+            <w:tcW w:type="dxa" w:w="7500"/>
+            <w:tcBorders>
+              <w:top w:val="single" w:color="808080" w:sz="4"/>
+              <w:left w:val="single" w:color="808080" w:sz="4"/>
+              <w:bottom w:val="single" w:color="808080" w:sz="4"/>
+              <w:right w:val="single" w:color="808080" w:sz="4"/>
+            </w:tcBorders>
+            <w:tcMar>
+              <w:top w:type="dxa" w:w="60"/>
+              <w:left w:type="dxa" w:w="100"/>
+              <w:bottom w:type="dxa" w:w="60"/>
+              <w:right w:type="dxa" w:w="100"/>
+            </w:tcMar>
+          </w:tcPr>
+          <w:p>
+            <w:r>
+              <w:rPr>
+                <w:b w:val="false"/>
+                <w:bCs w:val="false"/>
+              </w:rPr>
+              <w:t xml:space="preserve">Schweigen ist grundsätzlich keine Willenserklärung</w:t>
+            </w:r>
+          </w:p>
+        </w:tc>
+        <w:tc>
+          <w:tcPr>
+            <w:tcW w:type="dxa" w:w="1500"/>
+            <w:tcBorders>
+              <w:top w:val="single" w:color="808080" w:sz="4"/>
+              <w:left w:val="single" w:color="808080" w:sz="4"/>
+              <w:bottom w:val="single" w:color="808080" w:sz="4"/>
+              <w:right w:val="single" w:color="808080" w:sz="4"/>
+            </w:tcBorders>
+            <w:tcMar>
+              <w:top w:type="dxa" w:w="60"/>
+              <w:left w:type="dxa" w:w="100"/>
+              <w:bottom w:type="dxa" w:w="60"/>
+              <w:right w:type="dxa" w:w="100"/>
+            </w:tcMar>
+          </w:tcPr>
+          <w:p>
+            <w:r>
+              <w:rPr>
+                <w:b w:val="false"/>
+                <w:bCs w:val="false"/>
+              </w:rPr>
               <w:t xml:space="preserve">2</w:t>
             </w:r>
           </w:p>
@@ -4121,7 +4426,65 @@
                 <w:b w:val="false"/>
                 <w:bCs w:val="false"/>
               </w:rPr>
-              <w:t xml:space="preserve">Zwischenergebnis: Kaufvertrag über 1.100 € ist zustande gekommen</w:t>
+              <w:t xml:space="preserve">Keine Ausnahme ersichtlich (keine Vereinbarung, K ist Privatperson, kein kaufmännisches Bestätigungsschreiben)</w:t>
+            </w:r>
+          </w:p>
+        </w:tc>
+        <w:tc>
+          <w:tcPr>
+            <w:tcW w:type="dxa" w:w="1500"/>
+            <w:tcBorders>
+              <w:top w:val="single" w:color="808080" w:sz="4"/>
+              <w:left w:val="single" w:color="808080" w:sz="4"/>
+              <w:bottom w:val="single" w:color="808080" w:sz="4"/>
+              <w:right w:val="single" w:color="808080" w:sz="4"/>
+            </w:tcBorders>
+            <w:tcMar>
+              <w:top w:type="dxa" w:w="60"/>
+              <w:left w:type="dxa" w:w="100"/>
+              <w:bottom w:type="dxa" w:w="60"/>
+              <w:right w:type="dxa" w:w="100"/>
+            </w:tcMar>
+          </w:tcPr>
+          <w:p>
+            <w:r>
+              <w:rPr>
+                <w:b w:val="false"/>
+                <w:bCs w:val="false"/>
+              </w:rPr>
+              <w:t xml:space="preserve">1</w:t>
+            </w:r>
+          </w:p>
+        </w:tc>
+      </w:tr>
+      <w:tr>
+        <w:trPr>
+          <w:cantSplit/>
+          <w:tblHeader w:val="false"/>
+        </w:trPr>
+        <w:tc>
+          <w:tcPr>
+            <w:tcW w:type="dxa" w:w="7500"/>
+            <w:tcBorders>
+              <w:top w:val="single" w:color="808080" w:sz="4"/>
+              <w:left w:val="single" w:color="808080" w:sz="4"/>
+              <w:bottom w:val="single" w:color="808080" w:sz="4"/>
+              <w:right w:val="single" w:color="808080" w:sz="4"/>
+            </w:tcBorders>
+            <w:tcMar>
+              <w:top w:type="dxa" w:w="60"/>
+              <w:left w:type="dxa" w:w="100"/>
+              <w:bottom w:type="dxa" w:w="60"/>
+              <w:right w:type="dxa" w:w="100"/>
+            </w:tcMar>
+          </w:tcPr>
+          <w:p>
+            <w:r>
+              <w:rPr>
+                <w:b w:val="false"/>
+                <w:bCs w:val="false"/>
+              </w:rPr>
+              <w:t xml:space="preserve">Am Freitag lehnt K ausdrücklich ab → auch keine spätere (konkludente) Annahme</w:t>
             </w:r>
           </w:p>
         </w:tc>
@@ -4182,7 +4545,7 @@
                 <w:b/>
                 <w:bCs/>
               </w:rPr>
-              <w:t xml:space="preserve">II. Nichtigkeit infolge Anfechtung, § 142 Abs. 1 BGB</w:t>
+              <w:t xml:space="preserve">II. Ergebnis und Form</w:t>
             </w:r>
           </w:p>
         </w:tc>
@@ -4240,358 +4603,7 @@
                 <w:b w:val="false"/>
                 <w:bCs w:val="false"/>
               </w:rPr>
-              <w:t xml:space="preserve">Anfechtungserklärung des V (§ 143 Abs. 1 BGB) gegenüber K als Anfechtungsgegner (§ 143 Abs. 2 BGB)</w:t>
-            </w:r>
-          </w:p>
-        </w:tc>
-        <w:tc>
-          <w:tcPr>
-            <w:tcW w:type="dxa" w:w="1500"/>
-            <w:tcBorders>
-              <w:top w:val="single" w:color="808080" w:sz="4"/>
-              <w:left w:val="single" w:color="808080" w:sz="4"/>
-              <w:bottom w:val="single" w:color="808080" w:sz="4"/>
-              <w:right w:val="single" w:color="808080" w:sz="4"/>
-            </w:tcBorders>
-            <w:tcMar>
-              <w:top w:type="dxa" w:w="60"/>
-              <w:left w:type="dxa" w:w="100"/>
-              <w:bottom w:type="dxa" w:w="60"/>
-              <w:right w:type="dxa" w:w="100"/>
-            </w:tcMar>
-          </w:tcPr>
-          <w:p>
-            <w:r>
-              <w:rPr>
-                <w:b w:val="false"/>
-                <w:bCs w:val="false"/>
-              </w:rPr>
-              <w:t xml:space="preserve">2</w:t>
-            </w:r>
-          </w:p>
-        </w:tc>
-      </w:tr>
-      <w:tr>
-        <w:trPr>
-          <w:cantSplit/>
-          <w:tblHeader w:val="false"/>
-        </w:trPr>
-        <w:tc>
-          <w:tcPr>
-            <w:tcW w:type="dxa" w:w="7500"/>
-            <w:tcBorders>
-              <w:top w:val="single" w:color="808080" w:sz="4"/>
-              <w:left w:val="single" w:color="808080" w:sz="4"/>
-              <w:bottom w:val="single" w:color="808080" w:sz="4"/>
-              <w:right w:val="single" w:color="808080" w:sz="4"/>
-            </w:tcBorders>
-            <w:tcMar>
-              <w:top w:type="dxa" w:w="60"/>
-              <w:left w:type="dxa" w:w="100"/>
-              <w:bottom w:type="dxa" w:w="60"/>
-              <w:right w:type="dxa" w:w="100"/>
-            </w:tcMar>
-          </w:tcPr>
-          <w:p>
-            <w:r>
-              <w:rPr>
-                <w:b w:val="false"/>
-                <w:bCs w:val="false"/>
-              </w:rPr>
-              <w:t xml:space="preserve">Anfechtungsgrund: Erklärungsirrtum, § 119 Abs. 1 Alt. 2 BGB (Verschreiben: V wollte eine Erklärung dieses Inhalts gar nicht abgeben)</w:t>
-            </w:r>
-          </w:p>
-        </w:tc>
-        <w:tc>
-          <w:tcPr>
-            <w:tcW w:type="dxa" w:w="1500"/>
-            <w:tcBorders>
-              <w:top w:val="single" w:color="808080" w:sz="4"/>
-              <w:left w:val="single" w:color="808080" w:sz="4"/>
-              <w:bottom w:val="single" w:color="808080" w:sz="4"/>
-              <w:right w:val="single" w:color="808080" w:sz="4"/>
-            </w:tcBorders>
-            <w:tcMar>
-              <w:top w:type="dxa" w:w="60"/>
-              <w:left w:type="dxa" w:w="100"/>
-              <w:bottom w:type="dxa" w:w="60"/>
-              <w:right w:type="dxa" w:w="100"/>
-            </w:tcMar>
-          </w:tcPr>
-          <w:p>
-            <w:r>
-              <w:rPr>
-                <w:b w:val="false"/>
-                <w:bCs w:val="false"/>
-              </w:rPr>
-              <w:t xml:space="preserve">2</w:t>
-            </w:r>
-          </w:p>
-        </w:tc>
-      </w:tr>
-      <w:tr>
-        <w:trPr>
-          <w:cantSplit/>
-          <w:tblHeader w:val="false"/>
-        </w:trPr>
-        <w:tc>
-          <w:tcPr>
-            <w:tcW w:type="dxa" w:w="7500"/>
-            <w:tcBorders>
-              <w:top w:val="single" w:color="808080" w:sz="4"/>
-              <w:left w:val="single" w:color="808080" w:sz="4"/>
-              <w:bottom w:val="single" w:color="808080" w:sz="4"/>
-              <w:right w:val="single" w:color="808080" w:sz="4"/>
-            </w:tcBorders>
-            <w:tcMar>
-              <w:top w:type="dxa" w:w="60"/>
-              <w:left w:type="dxa" w:w="100"/>
-              <w:bottom w:type="dxa" w:w="60"/>
-              <w:right w:type="dxa" w:w="100"/>
-            </w:tcMar>
-          </w:tcPr>
-          <w:p>
-            <w:r>
-              <w:rPr>
-                <w:b w:val="false"/>
-                <w:bCs w:val="false"/>
-              </w:rPr>
-              <w:t xml:space="preserve">Kausalität: Bei Kenntnis der Sachlage hätte V die Erklärung so nicht abgegeben</w:t>
-            </w:r>
-          </w:p>
-        </w:tc>
-        <w:tc>
-          <w:tcPr>
-            <w:tcW w:type="dxa" w:w="1500"/>
-            <w:tcBorders>
-              <w:top w:val="single" w:color="808080" w:sz="4"/>
-              <w:left w:val="single" w:color="808080" w:sz="4"/>
-              <w:bottom w:val="single" w:color="808080" w:sz="4"/>
-              <w:right w:val="single" w:color="808080" w:sz="4"/>
-            </w:tcBorders>
-            <w:tcMar>
-              <w:top w:type="dxa" w:w="60"/>
-              <w:left w:type="dxa" w:w="100"/>
-              <w:bottom w:type="dxa" w:w="60"/>
-              <w:right w:type="dxa" w:w="100"/>
-            </w:tcMar>
-          </w:tcPr>
-          <w:p>
-            <w:r>
-              <w:rPr>
-                <w:b w:val="false"/>
-                <w:bCs w:val="false"/>
-              </w:rPr>
-              <w:t xml:space="preserve">1</w:t>
-            </w:r>
-          </w:p>
-        </w:tc>
-      </w:tr>
-      <w:tr>
-        <w:trPr>
-          <w:cantSplit/>
-          <w:tblHeader w:val="false"/>
-        </w:trPr>
-        <w:tc>
-          <w:tcPr>
-            <w:tcW w:type="dxa" w:w="7500"/>
-            <w:tcBorders>
-              <w:top w:val="single" w:color="808080" w:sz="4"/>
-              <w:left w:val="single" w:color="808080" w:sz="4"/>
-              <w:bottom w:val="single" w:color="808080" w:sz="4"/>
-              <w:right w:val="single" w:color="808080" w:sz="4"/>
-            </w:tcBorders>
-            <w:tcMar>
-              <w:top w:type="dxa" w:w="60"/>
-              <w:left w:type="dxa" w:w="100"/>
-              <w:bottom w:type="dxa" w:w="60"/>
-              <w:right w:type="dxa" w:w="100"/>
-            </w:tcMar>
-          </w:tcPr>
-          <w:p>
-            <w:r>
-              <w:rPr>
-                <w:b w:val="false"/>
-                <w:bCs w:val="false"/>
-              </w:rPr>
-              <w:t xml:space="preserve">Anfechtungsfrist: unverzüglich = ohne schuldhaftes Zögern, § 121 Abs. 1 S. 1 BGB; Kenntnis Mittwochabend, Anfechtung Donnerstagmorgen → gewahrt</w:t>
-            </w:r>
-          </w:p>
-        </w:tc>
-        <w:tc>
-          <w:tcPr>
-            <w:tcW w:type="dxa" w:w="1500"/>
-            <w:tcBorders>
-              <w:top w:val="single" w:color="808080" w:sz="4"/>
-              <w:left w:val="single" w:color="808080" w:sz="4"/>
-              <w:bottom w:val="single" w:color="808080" w:sz="4"/>
-              <w:right w:val="single" w:color="808080" w:sz="4"/>
-            </w:tcBorders>
-            <w:tcMar>
-              <w:top w:type="dxa" w:w="60"/>
-              <w:left w:type="dxa" w:w="100"/>
-              <w:bottom w:type="dxa" w:w="60"/>
-              <w:right w:type="dxa" w:w="100"/>
-            </w:tcMar>
-          </w:tcPr>
-          <w:p>
-            <w:r>
-              <w:rPr>
-                <w:b w:val="false"/>
-                <w:bCs w:val="false"/>
-              </w:rPr>
-              <w:t xml:space="preserve">2</w:t>
-            </w:r>
-          </w:p>
-        </w:tc>
-      </w:tr>
-      <w:tr>
-        <w:trPr>
-          <w:cantSplit/>
-          <w:tblHeader w:val="false"/>
-        </w:trPr>
-        <w:tc>
-          <w:tcPr>
-            <w:tcW w:type="dxa" w:w="7500"/>
-            <w:tcBorders>
-              <w:top w:val="single" w:color="808080" w:sz="4"/>
-              <w:left w:val="single" w:color="808080" w:sz="4"/>
-              <w:bottom w:val="single" w:color="808080" w:sz="4"/>
-              <w:right w:val="single" w:color="808080" w:sz="4"/>
-            </w:tcBorders>
-            <w:tcMar>
-              <w:top w:type="dxa" w:w="60"/>
-              <w:left w:type="dxa" w:w="100"/>
-              <w:bottom w:type="dxa" w:w="60"/>
-              <w:right w:type="dxa" w:w="100"/>
-            </w:tcMar>
-          </w:tcPr>
-          <w:p>
-            <w:r>
-              <w:rPr>
-                <w:b w:val="false"/>
-                <w:bCs w:val="false"/>
-              </w:rPr>
-              <w:t xml:space="preserve">Rechtsfolge: Kaufvertrag von Anfang an nichtig, § 142 Abs. 1 BGB</w:t>
-            </w:r>
-          </w:p>
-        </w:tc>
-        <w:tc>
-          <w:tcPr>
-            <w:tcW w:type="dxa" w:w="1500"/>
-            <w:tcBorders>
-              <w:top w:val="single" w:color="808080" w:sz="4"/>
-              <w:left w:val="single" w:color="808080" w:sz="4"/>
-              <w:bottom w:val="single" w:color="808080" w:sz="4"/>
-              <w:right w:val="single" w:color="808080" w:sz="4"/>
-            </w:tcBorders>
-            <w:tcMar>
-              <w:top w:type="dxa" w:w="60"/>
-              <w:left w:type="dxa" w:w="100"/>
-              <w:bottom w:type="dxa" w:w="60"/>
-              <w:right w:type="dxa" w:w="100"/>
-            </w:tcMar>
-          </w:tcPr>
-          <w:p>
-            <w:r>
-              <w:rPr>
-                <w:b w:val="false"/>
-                <w:bCs w:val="false"/>
-              </w:rPr>
-              <w:t xml:space="preserve">1</w:t>
-            </w:r>
-          </w:p>
-        </w:tc>
-      </w:tr>
-      <w:tr>
-        <w:trPr>
-          <w:cantSplit/>
-          <w:tblHeader w:val="false"/>
-        </w:trPr>
-        <w:tc>
-          <w:tcPr>
-            <w:tcW w:type="dxa" w:w="7500"/>
-            <w:tcBorders>
-              <w:top w:val="single" w:color="808080" w:sz="4"/>
-              <w:left w:val="single" w:color="808080" w:sz="4"/>
-              <w:bottom w:val="single" w:color="808080" w:sz="4"/>
-              <w:right w:val="single" w:color="808080" w:sz="4"/>
-            </w:tcBorders>
-            <w:tcMar>
-              <w:top w:type="dxa" w:w="60"/>
-              <w:left w:type="dxa" w:w="100"/>
-              <w:bottom w:type="dxa" w:w="60"/>
-              <w:right w:type="dxa" w:w="100"/>
-            </w:tcMar>
-          </w:tcPr>
-          <w:p>
-            <w:pPr>
-              <w:spacing w:after="0" w:before="0"/>
-            </w:pPr>
-            <w:r>
-              <w:rPr>
-                <w:b/>
-                <w:bCs/>
-              </w:rPr>
-              <w:t xml:space="preserve">III. Ergebnis und Form</w:t>
-            </w:r>
-          </w:p>
-        </w:tc>
-        <w:tc>
-          <w:tcPr>
-            <w:tcW w:type="dxa" w:w="1500"/>
-            <w:tcBorders>
-              <w:top w:val="single" w:color="808080" w:sz="4"/>
-              <w:left w:val="single" w:color="808080" w:sz="4"/>
-              <w:bottom w:val="single" w:color="808080" w:sz="4"/>
-              <w:right w:val="single" w:color="808080" w:sz="4"/>
-            </w:tcBorders>
-            <w:tcMar>
-              <w:top w:type="dxa" w:w="60"/>
-              <w:left w:type="dxa" w:w="100"/>
-              <w:bottom w:type="dxa" w:w="60"/>
-              <w:right w:type="dxa" w:w="100"/>
-            </w:tcMar>
-          </w:tcPr>
-          <w:p>
-            <w:r>
-              <w:rPr>
-                <w:b w:val="false"/>
-                <w:bCs w:val="false"/>
-              </w:rPr>
-              <w:t xml:space="preserve"/>
-            </w:r>
-          </w:p>
-        </w:tc>
-      </w:tr>
-      <w:tr>
-        <w:trPr>
-          <w:cantSplit/>
-          <w:tblHeader w:val="false"/>
-        </w:trPr>
-        <w:tc>
-          <w:tcPr>
-            <w:tcW w:type="dxa" w:w="7500"/>
-            <w:tcBorders>
-              <w:top w:val="single" w:color="808080" w:sz="4"/>
-              <w:left w:val="single" w:color="808080" w:sz="4"/>
-              <w:bottom w:val="single" w:color="808080" w:sz="4"/>
-              <w:right w:val="single" w:color="808080" w:sz="4"/>
-            </w:tcBorders>
-            <w:tcMar>
-              <w:top w:type="dxa" w:w="60"/>
-              <w:left w:type="dxa" w:w="100"/>
-              <w:bottom w:type="dxa" w:w="60"/>
-              <w:right w:type="dxa" w:w="100"/>
-            </w:tcMar>
-          </w:tcPr>
-          <w:p>
-            <w:r>
-              <w:rPr>
-                <w:b w:val="false"/>
-                <w:bCs w:val="false"/>
-              </w:rPr>
-              <w:t xml:space="preserve">Ergebnis: K hat keinen Anspruch aus § 433 Abs. 1 S. 1 BGB</w:t>
+              <w:t xml:space="preserve">Ergebnis: Kein Kaufvertrag; H kann weder 2.200 € noch 2.000 € aus § 433 Abs. 2 BGB verlangen</w:t>
             </w:r>
           </w:p>
         </w:tc>
@@ -4757,7 +4769,7 @@
         <w:t xml:space="preserve">Korrekturhinweis: </w:t>
       </w:r>
       <w:r>
-        <w:t xml:space="preserve">Ob die Anfechtung unter „Anspruch entstanden“ (rechtshindernd) oder „Anspruch untergegangen“ geprüft wird, ist gleichgültig. Beide Aufbauten sind voll zu werten.</w:t>
+        <w:t xml:space="preserve">Folgefehler: Wer das Preisschild als Angebot und die E-Mail des K als Annahme wertet, kommt zu einem Vertrag über 2.000 €. Dann entfallen die Punkte für invitatio, § 150 Abs. 2 und § 146; Obersatz, Zugang, Gutachtenstil und ein konsequent begründetes Ergebnis werden gewertet.</w:t>
       </w:r>
     </w:p>
     <w:p>
@@ -4772,22 +4784,7 @@
         <w:t xml:space="preserve">Korrekturhinweis: </w:t>
       </w:r>
       <w:r>
-        <w:t xml:space="preserve">Wer § 119 Abs. 1 Alt. 1 (Inhaltsirrtum) statt Alt. 2 annimmt, erhält beim Anfechtungsgrund 1 von 2 Punkten, sofern die Irrtumslage beschrieben ist.</w:t>
-      </w:r>
-    </w:p>
-    <w:p>
-      <w:pPr>
-        <w:spacing w:after="120" w:before="60"/>
-      </w:pPr>
-      <w:r>
-        <w:rPr>
-          <w:i/>
-          <w:iCs/>
-        </w:rPr>
-        <w:t xml:space="preserve">Korrekturhinweis: </w:t>
-      </w:r>
-      <w:r>
-        <w:t xml:space="preserve">Wer die Anfechtung wegen § 122 BGB verneint, verwechselt Tatbestand und Rechtsfolge. Dafür gibt es keine Punkte, aber auch keinen weiteren Abzug.</w:t>
+        <w:t xml:space="preserve">Wer § 150 Abs. 1 (verspätete Annahme) statt Abs. 2 zitiert, erhält in der § 150-Zeile 2 von 3 Punkten, wenn die Folge (Ablehnung + neuer Antrag) richtig beschrieben ist.</w:t>
       </w:r>
     </w:p>
     <w:p>
@@ -4805,7 +4802,7 @@
         <w:spacing w:after="120" w:before="0"/>
       </w:pPr>
       <w:r>
-        <w:t xml:space="preserve">K könnte gegen V einen Anspruch auf Übergabe und Übereignung des E-Bikes gegen Zahlung von 1.100 € aus § 433 Abs. 1 S. 1 BGB haben. Dazu müsste zwischen K und V ein wirksamer Kaufvertrag bestehen.</w:t>
+        <w:t xml:space="preserve">H könnte gegen K einen Anspruch auf Zahlung von 2.200 €, hilfsweise von 2.000 €, aus § 433 Abs. 2 BGB haben. Dazu müsste zwischen H und K ein Kaufvertrag zustande gekommen sein, also zwei übereinstimmende Willenserklärungen, Angebot und Annahme.</w:t>
       </w:r>
     </w:p>
     <w:p>
@@ -4813,7 +4810,7 @@
         <w:spacing w:after="120" w:before="0"/>
       </w:pPr>
       <w:r>
-        <w:t xml:space="preserve">Ein Vertrag kommt durch zwei übereinstimmende Willenserklärungen zustande, Angebot und Annahme. Die E-Mail des V vom Montag enthält Kaufsache, Preis und Vertragsparteien und lässt einen Rechtsbindungswillen erkennen. Maßgeblich ist, wie ein objektiver Empfänger die Erklärung nach Treu und Glauben verstehen durfte (§§ 133, 157 BGB). K durfte die Erklärung als Angebot zu 1.100 € verstehen, zumal der Preis nicht ungewöhnlich war. Mit dem Zugang bei K wurde das Angebot wirksam (§ 130 Abs. 1 S. 1 BGB).</w:t>
+        <w:t xml:space="preserve">Ein Angebot des H könnte im Preisschild im Schaufenster liegen. Ein Angebot setzt einen Rechtsbindungswillen voraus. Wer Ware im Schaufenster auszeichnet, will sich aber noch nicht gegenüber jedem Interessenten binden, schon weil er sonst Gefahr liefe, mehr Verträge zu schließen, als er erfüllen kann. Es handelt sich daher um eine bloße Aufforderung zur Abgabe von Angeboten (invitatio ad offerendum).</w:t>
       </w:r>
     </w:p>
     <w:p>
@@ -4821,7 +4818,7 @@
         <w:spacing w:after="120" w:before="0"/>
       </w:pPr>
       <w:r>
-        <w:t xml:space="preserve">K hat das Angebot am Mittwoch unverändert angenommen. Die Annahme ging V vor Ablauf der bis Freitag gesetzten Frist zu (§ 148 BGB). Ein Kaufvertrag über 1.100 € ist somit zustande gekommen.</w:t>
+        <w:t xml:space="preserve">Das Angebot liegt deshalb erst in der E-Mail des K. Sie bezeichnet Kaufsache und Preis und lässt den Willen erkennen, sich zu binden. Sie ist H zugegangen und damit wirksam geworden (§ 130 Abs. 1 S. 1 BGB).</w:t>
       </w:r>
     </w:p>
     <w:p>
@@ -4829,7 +4826,7 @@
         <w:spacing w:after="120" w:before="0"/>
       </w:pPr>
       <w:r>
-        <w:t xml:space="preserve">Der Vertrag könnte jedoch nach § 142 Abs. 1 BGB von Anfang an nichtig sein, wenn V ihn wirksam angefochten hat. V hat gegenüber K als seinem Vertragspartner die Anfechtung erklärt (§ 143 Abs. 1, 2 BGB). Ein Anfechtungsgrund könnte in einem Erklärungsirrtum nach § 119 Abs. 1 Alt. 2 BGB liegen. Ein solcher liegt vor, wenn der Erklärende eine Erklärung dieses Inhalts überhaupt nicht abgeben wollte, etwa weil er sich verschreibt. V wollte 1.900 € schreiben und hat sich vertippt. Hätte er den Fehler gekannt, hätte er die Erklärung so nicht abgegeben. Ein Anfechtungsgrund liegt daher vor.</w:t>
+        <w:t xml:space="preserve">H hat dieses Angebot nicht angenommen. Seine Antwort weicht beim Preis ab. Eine Annahme unter Änderungen gilt nach § 150 Abs. 2 BGB als Ablehnung, verbunden mit einem neuen Antrag über 2.200 €. Durch die Ablehnung ist das Angebot des K erloschen (§ 146 BGB). Ein Vertrag über 2.000 € ist daher nicht zustande gekommen.</w:t>
       </w:r>
     </w:p>
     <w:p>
@@ -4837,7 +4834,7 @@
         <w:spacing w:after="120" w:before="0"/>
       </w:pPr>
       <w:r>
-        <w:t xml:space="preserve">Die Anfechtung muss unverzüglich, also ohne schuldhaftes Zögern, erfolgen, nachdem der Anfechtungsberechtigte vom Anfechtungsgrund Kenntnis erlangt hat (§ 121 Abs. 1 S. 1 BGB). V bemerkte den Fehler am Mittwochabend und focht am Donnerstagmorgen an. Die Frist ist gewahrt. Der Kaufvertrag ist daher gemäß § 142 Abs. 1 BGB von Anfang an nichtig.</w:t>
+        <w:t xml:space="preserve">K müsste den neuen Antrag des H angenommen haben. K hat auf die E-Mail nicht reagiert. Schweigen ist grundsätzlich keine Willenserklärung. Eine Ausnahme ist nicht ersichtlich: Die Parteien haben dem Schweigen keine Bedeutung beigemessen, und K ist Privatperson. Am Freitag hat K die Annahme zudem ausdrücklich abgelehnt. Ein Vertrag über 2.200 € ist ebenfalls nicht zustande gekommen.</w:t>
       </w:r>
     </w:p>
     <w:p>
@@ -4845,7 +4842,7 @@
         <w:spacing w:after="120" w:before="0"/>
       </w:pPr>
       <w:r>
-        <w:t xml:space="preserve">Ergebnis: K kann von V nicht Übergabe und Übereignung des E-Bikes aus § 433 Abs. 1 S. 1 BGB verlangen.</w:t>
+        <w:t xml:space="preserve">Ergebnis: H kann von K weder Zahlung von 2.200 € noch von 2.000 € aus § 433 Abs. 2 BGB verlangen.</w:t>
       </w:r>
     </w:p>
     <w:sectPr>
